--- a/pr-preview/pr-231/probability-basics-tracked-changes.docx
+++ b/pr-preview/pr-231/probability-basics-tracked-changes.docx
@@ -26,7 +26,7 @@
       </w:pPr>
       <w:ins w:id="2" w:author="PR Preview" w:date="2026-01-01T00:00:00Z">
         <w:r>
-          <w:t xml:space="preserve">Last modified: 2026-10-20 11:40:43 (PDT)</w:t>
+          <w:t xml:space="preserve">Last modified: 2026-10-20 12:26:17 (PDT)</w:t>
         </w:r>
       </w:ins>
     </w:p>
@@ -15939,13 +15939,7 @@
           <m:rPr>
             <m:sty m:val="p"/>
           </m:rPr>
-          <m:t>¬</m:t>
-        </m:r>
-        <m:r>
-          <m:rPr>
-            <m:sty m:val="p"/>
-          </m:rPr>
-          <m:t>+</m:t>
+          <m:t>−</m:t>
         </m:r>
         <m:r>
           <m:rPr>
